--- a/examples/Temporal/Manuscrito-temporal.docx
+++ b/examples/Temporal/Manuscrito-temporal.docx
@@ -62,7 +62,7 @@
     </w:p>
     <w:p>
       <w:r>
-        <w:t>— Tô aqui... Cê vem pra casa, maninho?</w:t>
+        <w:t>— Tô aqui... Cê vem pro jantar, primo?</w:t>
       </w:r>
     </w:p>
     <w:sectPr>
